--- a/SITP/DBMS/Notes/M06_Storage_File_Organization.docx
+++ b/SITP/DBMS/Notes/M06_Storage_File_Organization.docx
@@ -60,7 +60,7 @@
         </w:p>
       </w:sdtContent>
     </w:sdt>
-    <w:bookmarkStart w:id="61" w:name="module-6-storage-file-organization"/>
+    <w:bookmarkStart w:id="65" w:name="module-6-storage-file-organization"/>
     <w:p>
       <w:pPr>
         <w:pStyle w:val="Heading1"/>
@@ -2231,7 +2231,7 @@
       </w:r>
     </w:p>
     <w:bookmarkEnd w:id="21"/>
-    <w:bookmarkStart w:id="34" w:name="X89233fff48174d436e8a31f57d2bc600f50e5df"/>
+    <w:bookmarkStart w:id="35" w:name="X89233fff48174d436e8a31f57d2bc600f50e5df"/>
     <w:p>
       <w:pPr>
         <w:pStyle w:val="Heading2"/>
@@ -3680,6 +3680,748 @@
         <w:t xml:space="preserve">the go-to for databases needing both performance and redundancy.</w:t>
       </w:r>
     </w:p>
+    <w:bookmarkEnd w:id="33"/>
+    <w:bookmarkStart w:id="34" w:name="X6d50c1eb4cc31fd2e7aa3045d0413c09c1ad231"/>
+    <w:p>
+      <w:pPr>
+        <w:pStyle w:val="Heading3"/>
+      </w:pPr>
+      <w:r>
+        <w:t xml:space="preserve">RAID read/write performance &amp; the RAID-5 write penalty (worked)</w:t>
+      </w:r>
+    </w:p>
+    <w:p>
+      <w:pPr>
+        <w:pStyle w:val="FirstParagraph"/>
+      </w:pPr>
+      <w:r>
+        <w:t xml:space="preserve">The comparison table above covers capacity and fault tolerance. Exams and interviews</w:t>
+      </w:r>
+      <w:r>
+        <w:t xml:space="preserve"> </w:t>
+      </w:r>
+      <w:r>
+        <w:t xml:space="preserve">also ask about</w:t>
+      </w:r>
+      <w:r>
+        <w:t xml:space="preserve"> </w:t>
+      </w:r>
+      <w:r>
+        <w:rPr>
+          <w:b/>
+          <w:bCs/>
+        </w:rPr>
+        <w:t xml:space="preserve">relative read/write speed</w:t>
+      </w:r>
+      <w:r>
+        <w:t xml:space="preserve"> </w:t>
+      </w:r>
+      <w:r>
+        <w:t xml:space="preserve">— and this is where RAID 5’s famous</w:t>
+      </w:r>
+      <w:r>
+        <w:t xml:space="preserve"> </w:t>
+      </w:r>
+      <w:r>
+        <w:rPr>
+          <w:b/>
+          <w:bCs/>
+        </w:rPr>
+        <w:t xml:space="preserve">write penalty</w:t>
+      </w:r>
+      <w:r>
+        <w:t xml:space="preserve"> </w:t>
+      </w:r>
+      <w:r>
+        <w:t xml:space="preserve">appears.</w:t>
+      </w:r>
+    </w:p>
+    <w:tbl>
+      <w:tblPr>
+        <w:tblStyle w:val="Table"/>
+        <w:tblW w:type="pct" w:w="5000"/>
+        <w:tblLayout w:type="fixed"/>
+        <w:tblLook w:firstRow="1" w:lastRow="0" w:firstColumn="0" w:lastColumn="0" w:noHBand="0" w:noVBand="0" w:val="0020"/>
+      </w:tblPr>
+      <w:tblGrid>
+        <w:gridCol w:w="1357"/>
+        <w:gridCol w:w="2489"/>
+        <w:gridCol w:w="2941"/>
+        <w:gridCol w:w="1131"/>
+      </w:tblGrid>
+      <w:tr>
+        <w:trPr>
+          <w:tblHeader w:val="on"/>
+        </w:trPr>
+        <w:tc>
+          <w:tcPr/>
+          <w:p>
+            <w:pPr>
+              <w:pStyle w:val="Compact"/>
+            </w:pPr>
+            <w:r>
+              <w:t xml:space="preserve">RAID</w:t>
+            </w:r>
+          </w:p>
+        </w:tc>
+        <w:tc>
+          <w:tcPr/>
+          <w:p>
+            <w:pPr>
+              <w:pStyle w:val="Compact"/>
+            </w:pPr>
+            <w:r>
+              <w:t xml:space="preserve">Read speed</w:t>
+            </w:r>
+          </w:p>
+        </w:tc>
+        <w:tc>
+          <w:tcPr/>
+          <w:p>
+            <w:pPr>
+              <w:pStyle w:val="Compact"/>
+            </w:pPr>
+            <w:r>
+              <w:t xml:space="preserve">Write speed</w:t>
+            </w:r>
+          </w:p>
+        </w:tc>
+        <w:tc>
+          <w:tcPr/>
+          <w:p>
+            <w:pPr>
+              <w:pStyle w:val="Compact"/>
+            </w:pPr>
+            <w:r>
+              <w:t xml:space="preserve">Why</w:t>
+            </w:r>
+          </w:p>
+        </w:tc>
+      </w:tr>
+      <w:tr>
+        <w:tc>
+          <w:tcPr/>
+          <w:p>
+            <w:pPr>
+              <w:pStyle w:val="Compact"/>
+            </w:pPr>
+            <w:r>
+              <w:rPr>
+                <w:b/>
+                <w:bCs/>
+              </w:rPr>
+              <w:t xml:space="preserve">0</w:t>
+            </w:r>
+          </w:p>
+        </w:tc>
+        <w:tc>
+          <w:tcPr/>
+          <w:p>
+            <w:pPr>
+              <w:pStyle w:val="Compact"/>
+            </w:pPr>
+            <w:r>
+              <w:rPr>
+                <w:b/>
+                <w:bCs/>
+              </w:rPr>
+              <w:t xml:space="preserve">fastest</w:t>
+            </w:r>
+            <w:r>
+              <w:t xml:space="preserve"> </w:t>
+            </w:r>
+            <w:r>
+              <w:t xml:space="preserve">(n-way parallel)</w:t>
+            </w:r>
+          </w:p>
+        </w:tc>
+        <w:tc>
+          <w:tcPr/>
+          <w:p>
+            <w:pPr>
+              <w:pStyle w:val="Compact"/>
+            </w:pPr>
+            <w:r>
+              <w:rPr>
+                <w:b/>
+                <w:bCs/>
+              </w:rPr>
+              <w:t xml:space="preserve">fastest</w:t>
+            </w:r>
+            <w:r>
+              <w:t xml:space="preserve"> </w:t>
+            </w:r>
+            <w:r>
+              <w:t xml:space="preserve">(n-way parallel)</w:t>
+            </w:r>
+          </w:p>
+        </w:tc>
+        <w:tc>
+          <w:tcPr/>
+          <w:p>
+            <w:pPr>
+              <w:pStyle w:val="Compact"/>
+            </w:pPr>
+            <w:r>
+              <w:t xml:space="preserve">no redundancy work</w:t>
+            </w:r>
+          </w:p>
+        </w:tc>
+      </w:tr>
+      <w:tr>
+        <w:tc>
+          <w:tcPr/>
+          <w:p>
+            <w:pPr>
+              <w:pStyle w:val="Compact"/>
+            </w:pPr>
+            <w:r>
+              <w:rPr>
+                <w:b/>
+                <w:bCs/>
+              </w:rPr>
+              <w:t xml:space="preserve">1</w:t>
+            </w:r>
+          </w:p>
+        </w:tc>
+        <w:tc>
+          <w:tcPr/>
+          <w:p>
+            <w:pPr>
+              <w:pStyle w:val="Compact"/>
+            </w:pPr>
+            <w:r>
+              <w:t xml:space="preserve">fast (read from either copy)</w:t>
+            </w:r>
+          </w:p>
+        </w:tc>
+        <w:tc>
+          <w:tcPr/>
+          <w:p>
+            <w:pPr>
+              <w:pStyle w:val="Compact"/>
+            </w:pPr>
+            <w:r>
+              <w:t xml:space="preserve">~1 disk (write</w:t>
+            </w:r>
+            <w:r>
+              <w:t xml:space="preserve"> </w:t>
+            </w:r>
+            <w:r>
+              <w:rPr>
+                <w:b/>
+                <w:bCs/>
+              </w:rPr>
+              <w:t xml:space="preserve">both</w:t>
+            </w:r>
+            <w:r>
+              <w:t xml:space="preserve"> </w:t>
+            </w:r>
+            <w:r>
+              <w:t xml:space="preserve">mirrors)</w:t>
+            </w:r>
+          </w:p>
+        </w:tc>
+        <w:tc>
+          <w:tcPr/>
+          <w:p>
+            <w:pPr>
+              <w:pStyle w:val="Compact"/>
+            </w:pPr>
+            <w:r>
+              <w:t xml:space="preserve">mirror write in parallel</w:t>
+            </w:r>
+          </w:p>
+        </w:tc>
+      </w:tr>
+      <w:tr>
+        <w:tc>
+          <w:tcPr/>
+          <w:p>
+            <w:pPr>
+              <w:pStyle w:val="Compact"/>
+            </w:pPr>
+            <w:r>
+              <w:rPr>
+                <w:b/>
+                <w:bCs/>
+              </w:rPr>
+              <w:t xml:space="preserve">5</w:t>
+            </w:r>
+          </w:p>
+        </w:tc>
+        <w:tc>
+          <w:tcPr/>
+          <w:p>
+            <w:pPr>
+              <w:pStyle w:val="Compact"/>
+            </w:pPr>
+            <w:r>
+              <w:t xml:space="preserve">fast (stripe, n−1 data disks)</w:t>
+            </w:r>
+          </w:p>
+        </w:tc>
+        <w:tc>
+          <w:tcPr/>
+          <w:p>
+            <w:pPr>
+              <w:pStyle w:val="Compact"/>
+            </w:pPr>
+            <w:r>
+              <w:rPr>
+                <w:b/>
+                <w:bCs/>
+              </w:rPr>
+              <w:t xml:space="preserve">slow — 4 I/Os per small write</w:t>
+            </w:r>
+          </w:p>
+        </w:tc>
+        <w:tc>
+          <w:tcPr/>
+          <w:p>
+            <w:pPr>
+              <w:pStyle w:val="Compact"/>
+            </w:pPr>
+            <w:r>
+              <w:t xml:space="preserve">read-modify-write parity</w:t>
+            </w:r>
+          </w:p>
+        </w:tc>
+      </w:tr>
+      <w:tr>
+        <w:tc>
+          <w:tcPr/>
+          <w:p>
+            <w:pPr>
+              <w:pStyle w:val="Compact"/>
+            </w:pPr>
+            <w:r>
+              <w:rPr>
+                <w:b/>
+                <w:bCs/>
+              </w:rPr>
+              <w:t xml:space="preserve">6</w:t>
+            </w:r>
+          </w:p>
+        </w:tc>
+        <w:tc>
+          <w:tcPr/>
+          <w:p>
+            <w:pPr>
+              <w:pStyle w:val="Compact"/>
+            </w:pPr>
+            <w:r>
+              <w:t xml:space="preserve">fast</w:t>
+            </w:r>
+          </w:p>
+        </w:tc>
+        <w:tc>
+          <w:tcPr/>
+          <w:p>
+            <w:pPr>
+              <w:pStyle w:val="Compact"/>
+            </w:pPr>
+            <w:r>
+              <w:rPr>
+                <w:b/>
+                <w:bCs/>
+              </w:rPr>
+              <w:t xml:space="preserve">slower — 6 I/Os per small write</w:t>
+            </w:r>
+          </w:p>
+        </w:tc>
+        <w:tc>
+          <w:tcPr/>
+          <w:p>
+            <w:pPr>
+              <w:pStyle w:val="Compact"/>
+            </w:pPr>
+            <w:r>
+              <w:rPr>
+                <w:b/>
+                <w:bCs/>
+              </w:rPr>
+              <w:t xml:space="preserve">two</w:t>
+            </w:r>
+            <w:r>
+              <w:t xml:space="preserve"> </w:t>
+            </w:r>
+            <w:r>
+              <w:t xml:space="preserve">parities to update</w:t>
+            </w:r>
+          </w:p>
+        </w:tc>
+      </w:tr>
+      <w:tr>
+        <w:tc>
+          <w:tcPr/>
+          <w:p>
+            <w:pPr>
+              <w:pStyle w:val="Compact"/>
+            </w:pPr>
+            <w:r>
+              <w:rPr>
+                <w:b/>
+                <w:bCs/>
+              </w:rPr>
+              <w:t xml:space="preserve">10</w:t>
+            </w:r>
+          </w:p>
+        </w:tc>
+        <w:tc>
+          <w:tcPr/>
+          <w:p>
+            <w:pPr>
+              <w:pStyle w:val="Compact"/>
+            </w:pPr>
+            <w:r>
+              <w:t xml:space="preserve">fast (stripe + pick a mirror)</w:t>
+            </w:r>
+          </w:p>
+        </w:tc>
+        <w:tc>
+          <w:tcPr/>
+          <w:p>
+            <w:pPr>
+              <w:pStyle w:val="Compact"/>
+            </w:pPr>
+            <w:r>
+              <w:t xml:space="preserve">fast (stripe, mirror in parallel)</w:t>
+            </w:r>
+          </w:p>
+        </w:tc>
+        <w:tc>
+          <w:tcPr/>
+          <w:p>
+            <w:pPr>
+              <w:pStyle w:val="Compact"/>
+            </w:pPr>
+            <w:r>
+              <w:t xml:space="preserve">no parity math</w:t>
+            </w:r>
+          </w:p>
+        </w:tc>
+      </w:tr>
+    </w:tbl>
+    <w:p>
+      <w:pPr>
+        <w:pStyle w:val="BlockText"/>
+      </w:pPr>
+      <w:r>
+        <w:rPr>
+          <w:b/>
+          <w:bCs/>
+        </w:rPr>
+        <w:t xml:space="preserve">The RAID-5 write penalty, step by step.</w:t>
+      </w:r>
+      <w:r>
+        <w:t xml:space="preserve"> </w:t>
+      </w:r>
+      <w:r>
+        <w:t xml:space="preserve">To change</w:t>
+      </w:r>
+      <w:r>
+        <w:t xml:space="preserve"> </w:t>
+      </w:r>
+      <w:r>
+        <w:rPr>
+          <w:b/>
+          <w:bCs/>
+        </w:rPr>
+        <w:t xml:space="preserve">one</w:t>
+      </w:r>
+      <w:r>
+        <w:t xml:space="preserve"> </w:t>
+      </w:r>
+      <w:r>
+        <w:t xml:space="preserve">data block you must</w:t>
+      </w:r>
+      <w:r>
+        <w:t xml:space="preserve"> </w:t>
+      </w:r>
+      <w:r>
+        <w:t xml:space="preserve">keep parity correct. Using the XOR identity</w:t>
+      </w:r>
+      <w:r>
+        <w:t xml:space="preserve"> </w:t>
+      </w:r>
+      <w:r>
+        <w:rPr>
+          <w:rStyle w:val="VerbatimChar"/>
+        </w:rPr>
+        <w:t xml:space="preserve">P_new = P_old ⊕ D_old ⊕ D_new</w:t>
+      </w:r>
+      <w:r>
+        <w:t xml:space="preserve">, a</w:t>
+      </w:r>
+      <w:r>
+        <w:t xml:space="preserve"> </w:t>
+      </w:r>
+      <w:r>
+        <w:t xml:space="preserve">single small (sub-stripe) write costs</w:t>
+      </w:r>
+      <w:r>
+        <w:t xml:space="preserve"> </w:t>
+      </w:r>
+      <w:r>
+        <w:rPr>
+          <w:b/>
+          <w:bCs/>
+        </w:rPr>
+        <w:t xml:space="preserve">4 physical I/Os</w:t>
+      </w:r>
+      <w:r>
+        <w:t xml:space="preserve">:</w:t>
+      </w:r>
+    </w:p>
+    <w:p>
+      <w:pPr>
+        <w:pStyle w:val="SourceCode"/>
+      </w:pPr>
+      <w:r>
+        <w:rPr>
+          <w:rStyle w:val="VerbatimChar"/>
+        </w:rPr>
+        <w:t xml:space="preserve">1. READ  the old data block   D_old</w:t>
+      </w:r>
+      <w:r>
+        <w:br/>
+      </w:r>
+      <w:r>
+        <w:rPr>
+          <w:rStyle w:val="VerbatimChar"/>
+        </w:rPr>
+        <w:t xml:space="preserve">2. READ  the old parity block P_old</w:t>
+      </w:r>
+      <w:r>
+        <w:br/>
+      </w:r>
+      <w:r>
+        <w:rPr>
+          <w:rStyle w:val="VerbatimChar"/>
+        </w:rPr>
+        <w:t xml:space="preserve">3. WRITE the new data block   D_new</w:t>
+      </w:r>
+      <w:r>
+        <w:br/>
+      </w:r>
+      <w:r>
+        <w:rPr>
+          <w:rStyle w:val="VerbatimChar"/>
+        </w:rPr>
+        <w:t xml:space="preserve">4. WRITE the new parity block P_new = P_old ⊕ D_old ⊕ D_new</w:t>
+      </w:r>
+    </w:p>
+    <w:p>
+      <w:pPr>
+        <w:pStyle w:val="BlockText"/>
+      </w:pPr>
+      <w:r>
+        <w:t xml:space="preserve">So one logical write =</w:t>
+      </w:r>
+      <w:r>
+        <w:t xml:space="preserve"> </w:t>
+      </w:r>
+      <w:r>
+        <w:rPr>
+          <w:b/>
+          <w:bCs/>
+        </w:rPr>
+        <w:t xml:space="preserve">2 reads + 2 writes = 4 I/Os</w:t>
+      </w:r>
+      <w:r>
+        <w:t xml:space="preserve"> </w:t>
+      </w:r>
+      <w:r>
+        <w:t xml:space="preserve">(RAID 5), or</w:t>
+      </w:r>
+      <w:r>
+        <w:t xml:space="preserve"> </w:t>
+      </w:r>
+      <w:r>
+        <w:rPr>
+          <w:b/>
+          <w:bCs/>
+        </w:rPr>
+        <w:t xml:space="preserve">3 reads + 3</w:t>
+      </w:r>
+      <w:r>
+        <w:rPr>
+          <w:b/>
+          <w:bCs/>
+        </w:rPr>
+        <w:t xml:space="preserve"> </w:t>
+      </w:r>
+      <w:r>
+        <w:rPr>
+          <w:b/>
+          <w:bCs/>
+        </w:rPr>
+        <w:t xml:space="preserve">writes = 6 I/Os</w:t>
+      </w:r>
+      <w:r>
+        <w:t xml:space="preserve"> </w:t>
+      </w:r>
+      <w:r>
+        <w:t xml:space="preserve">(RAID 6, two parities). This is why</w:t>
+      </w:r>
+      <w:r>
+        <w:t xml:space="preserve"> </w:t>
+      </w:r>
+      <w:r>
+        <w:rPr>
+          <w:b/>
+          <w:bCs/>
+        </w:rPr>
+        <w:t xml:space="preserve">RAID 5/6 are chosen for</w:t>
+      </w:r>
+      <w:r>
+        <w:rPr>
+          <w:b/>
+          <w:bCs/>
+        </w:rPr>
+        <w:t xml:space="preserve"> </w:t>
+      </w:r>
+      <w:r>
+        <w:rPr>
+          <w:b/>
+          <w:bCs/>
+        </w:rPr>
+        <w:t xml:space="preserve">read-heavy</w:t>
+      </w:r>
+      <w:r>
+        <w:t xml:space="preserve"> </w:t>
+      </w:r>
+      <w:r>
+        <w:t xml:space="preserve">workloads and</w:t>
+      </w:r>
+      <w:r>
+        <w:t xml:space="preserve"> </w:t>
+      </w:r>
+      <w:r>
+        <w:rPr>
+          <w:b/>
+          <w:bCs/>
+        </w:rPr>
+        <w:t xml:space="preserve">RAID 10</w:t>
+      </w:r>
+      <w:r>
+        <w:t xml:space="preserve"> </w:t>
+      </w:r>
+      <w:r>
+        <w:t xml:space="preserve">(no parity math, ~2 I/Os per write) for</w:t>
+      </w:r>
+      <w:r>
+        <w:t xml:space="preserve"> </w:t>
+      </w:r>
+      <w:r>
+        <w:rPr>
+          <w:b/>
+          <w:bCs/>
+        </w:rPr>
+        <w:t xml:space="preserve">write-heavy</w:t>
+      </w:r>
+      <w:r>
+        <w:t xml:space="preserve"> </w:t>
+      </w:r>
+      <w:r>
+        <w:t xml:space="preserve">databases.</w:t>
+      </w:r>
+    </w:p>
+    <w:p>
+      <w:pPr>
+        <w:pStyle w:val="BlockText"/>
+      </w:pPr>
+      <w:r>
+        <w:rPr>
+          <w:b/>
+          <w:bCs/>
+        </w:rPr>
+        <w:t xml:space="preserve">Worked numerical:</w:t>
+      </w:r>
+      <w:r>
+        <w:t xml:space="preserve"> </w:t>
+      </w:r>
+      <w:r>
+        <w:t xml:space="preserve">an application issues</w:t>
+      </w:r>
+      <w:r>
+        <w:t xml:space="preserve"> </w:t>
+      </w:r>
+      <w:r>
+        <w:rPr>
+          <w:b/>
+          <w:bCs/>
+        </w:rPr>
+        <w:t xml:space="preserve">100 small random writes/second</w:t>
+      </w:r>
+      <w:r>
+        <w:t xml:space="preserve"> </w:t>
+      </w:r>
+      <w:r>
+        <w:t xml:space="preserve">to a</w:t>
+      </w:r>
+      <w:r>
+        <w:t xml:space="preserve"> </w:t>
+      </w:r>
+      <w:r>
+        <w:t xml:space="preserve">RAID 5 array. Physical I/O load =</w:t>
+      </w:r>
+      <w:r>
+        <w:t xml:space="preserve"> </w:t>
+      </w:r>
+      <w:r>
+        <w:rPr>
+          <w:rStyle w:val="VerbatimChar"/>
+        </w:rPr>
+        <w:t xml:space="preserve">100 × 4 = 400 I/Os/s</w:t>
+      </w:r>
+      <w:r>
+        <w:t xml:space="preserve"> </w:t>
+      </w:r>
+      <w:r>
+        <w:t xml:space="preserve">on the array (vs</w:t>
+      </w:r>
+      <w:r>
+        <w:t xml:space="preserve"> </w:t>
+      </w:r>
+      <w:r>
+        <w:rPr>
+          <w:rStyle w:val="VerbatimChar"/>
+        </w:rPr>
+        <w:t xml:space="preserve">100 × 2 = 200 I/Os/s</w:t>
+      </w:r>
+      <w:r>
+        <w:t xml:space="preserve"> </w:t>
+      </w:r>
+      <w:r>
+        <w:t xml:space="preserve">on RAID 10). If each disk sustains ~100 IOPS, RAID 5 needs the</w:t>
+      </w:r>
+      <w:r>
+        <w:t xml:space="preserve"> </w:t>
+      </w:r>
+      <w:r>
+        <w:t xml:space="preserve">array to absorb 400 I/Os — the extra parity traffic is the hidden cost the</w:t>
+      </w:r>
+      <w:r>
+        <w:t xml:space="preserve"> </w:t>
+      </w:r>
+      <w:r>
+        <w:t xml:space="preserve">“usable</w:t>
+      </w:r>
+      <w:r>
+        <w:t xml:space="preserve"> </w:t>
+      </w:r>
+      <w:r>
+        <w:t xml:space="preserve">capacity”</w:t>
+      </w:r>
+      <w:r>
+        <w:t xml:space="preserve"> </w:t>
+      </w:r>
+      <w:r>
+        <w:t xml:space="preserve">number never shows.</w:t>
+      </w:r>
+    </w:p>
     <w:p>
       <w:r>
         <w:pict>
@@ -3687,9 +4429,9 @@
         </w:pict>
       </w:r>
     </w:p>
-    <w:bookmarkEnd w:id="33"/>
     <w:bookmarkEnd w:id="34"/>
-    <w:bookmarkStart w:id="41" w:name="records-blocking"/>
+    <w:bookmarkEnd w:id="35"/>
+    <w:bookmarkStart w:id="43" w:name="records-blocking"/>
     <w:p>
       <w:pPr>
         <w:pStyle w:val="Heading2"/>
@@ -3698,7 +4440,7 @@
         <w:t xml:space="preserve">6.5 Records &amp; Blocking</w:t>
       </w:r>
     </w:p>
-    <w:bookmarkStart w:id="35" w:name="record-types"/>
+    <w:bookmarkStart w:id="36" w:name="record-types"/>
     <w:p>
       <w:pPr>
         <w:pStyle w:val="Heading3"/>
@@ -3842,8 +4584,8 @@
         <w:t xml:space="preserve">harder to navigate.</w:t>
       </w:r>
     </w:p>
-    <w:bookmarkEnd w:id="35"/>
-    <w:bookmarkStart w:id="39" w:name="blocking-factor-the-calculation"/>
+    <w:bookmarkEnd w:id="36"/>
+    <w:bookmarkStart w:id="40" w:name="blocking-factor-the-calculation"/>
     <w:p>
       <w:pPr>
         <w:pStyle w:val="Heading3"/>
@@ -3861,18 +4603,18 @@
           <wp:inline>
             <wp:extent cx="5334000" cy="3101404"/>
             <wp:effectExtent b="0" l="0" r="0" t="0"/>
-            <wp:docPr descr="Records and blocking: fixed vs variable length, blocking factor = block size / record size, and spanned vs unspanned records." title="" id="37" name="Picture"/>
+            <wp:docPr descr="Records and blocking: fixed vs variable length, blocking factor = block size / record size, and spanned vs unspanned records." title="" id="38" name="Picture"/>
             <a:graphic>
               <a:graphicData uri="http://schemas.openxmlformats.org/drawingml/2006/picture">
                 <pic:pic>
                   <pic:nvPicPr>
-                    <pic:cNvPr descr="images/63_records_blocking.png" id="38" name="Picture"/>
+                    <pic:cNvPr descr="images/63_records_blocking.png" id="39" name="Picture"/>
                     <pic:cNvPicPr>
                       <a:picLocks noChangeArrowheads="1" noChangeAspect="1"/>
                     </pic:cNvPicPr>
                   </pic:nvPicPr>
                   <pic:blipFill>
-                    <a:blip r:embed="rId36"/>
+                    <a:blip r:embed="rId37"/>
                     <a:stretch>
                       <a:fillRect/>
                     </a:stretch>
@@ -4008,8 +4750,8 @@
         <w:t xml:space="preserve">blocks.</w:t>
       </w:r>
     </w:p>
-    <w:bookmarkEnd w:id="39"/>
-    <w:bookmarkStart w:id="40" w:name="spanned-vs-unspanned"/>
+    <w:bookmarkEnd w:id="40"/>
+    <w:bookmarkStart w:id="41" w:name="spanned-vs-unspanned"/>
     <w:p>
       <w:pPr>
         <w:pStyle w:val="Heading3"/>
@@ -4247,6 +4989,220 @@
         <w:t xml:space="preserve">no waste but you pay pointer-chasing overhead.</w:t>
       </w:r>
     </w:p>
+    <w:bookmarkEnd w:id="41"/>
+    <w:bookmarkStart w:id="42" w:name="Xe5a0608172de347f4cec4cd07ddeb9062ac2e83"/>
+    <w:p>
+      <w:pPr>
+        <w:pStyle w:val="Heading3"/>
+      </w:pPr>
+      <w:r>
+        <w:t xml:space="preserve">Worked example — unspanned vs spanned block counts (side by side)</w:t>
+      </w:r>
+    </w:p>
+    <w:p>
+      <w:pPr>
+        <w:pStyle w:val="BlockText"/>
+      </w:pPr>
+      <w:r>
+        <w:rPr>
+          <w:i/>
+          <w:iCs/>
+        </w:rPr>
+        <w:t xml:space="preserve">Given:</w:t>
+      </w:r>
+      <w:r>
+        <w:t xml:space="preserve"> </w:t>
+      </w:r>
+      <w:r>
+        <w:t xml:space="preserve">Block</w:t>
+      </w:r>
+      <w:r>
+        <w:t xml:space="preserve"> </w:t>
+      </w:r>
+      <w:r>
+        <w:rPr>
+          <w:rStyle w:val="VerbatimChar"/>
+        </w:rPr>
+        <w:t xml:space="preserve">B = 1024 B</w:t>
+      </w:r>
+      <w:r>
+        <w:t xml:space="preserve">, Record</w:t>
+      </w:r>
+      <w:r>
+        <w:t xml:space="preserve"> </w:t>
+      </w:r>
+      <w:r>
+        <w:rPr>
+          <w:rStyle w:val="VerbatimChar"/>
+        </w:rPr>
+        <w:t xml:space="preserve">R = 300 B</w:t>
+      </w:r>
+      <w:r>
+        <w:t xml:space="preserve">,</w:t>
+      </w:r>
+      <w:r>
+        <w:t xml:space="preserve"> </w:t>
+      </w:r>
+      <w:r>
+        <w:rPr>
+          <w:rStyle w:val="VerbatimChar"/>
+        </w:rPr>
+        <w:t xml:space="preserve">r = 10</w:t>
+      </w:r>
+      <w:r>
+        <w:t xml:space="preserve"> </w:t>
+      </w:r>
+      <w:r>
+        <w:t xml:space="preserve">records. Compare.</w:t>
+      </w:r>
+    </w:p>
+    <w:p>
+      <w:pPr>
+        <w:pStyle w:val="FirstParagraph"/>
+      </w:pPr>
+      <w:r>
+        <w:rPr>
+          <w:b/>
+          <w:bCs/>
+        </w:rPr>
+        <w:t xml:space="preserve">Unspanned</w:t>
+      </w:r>
+      <w:r>
+        <w:t xml:space="preserve"> </w:t>
+      </w:r>
+      <w:r>
+        <w:t xml:space="preserve">(record never crosses a boundary):</w:t>
+      </w:r>
+    </w:p>
+    <w:p>
+      <w:pPr>
+        <w:pStyle w:val="SourceCode"/>
+      </w:pPr>
+      <w:r>
+        <w:rPr>
+          <w:rStyle w:val="VerbatimChar"/>
+        </w:rPr>
+        <w:t xml:space="preserve">bfr        = floor(B/R)  = floor(1024/300) = floor(3.41) = 3 records/block</w:t>
+      </w:r>
+      <w:r>
+        <w:br/>
+      </w:r>
+      <w:r>
+        <w:rPr>
+          <w:rStyle w:val="VerbatimChar"/>
+        </w:rPr>
+        <w:t xml:space="preserve">#blocks    = ceil(r/bfr) = ceil(10/3)      = 4 blocks</w:t>
+      </w:r>
+      <w:r>
+        <w:br/>
+      </w:r>
+      <w:r>
+        <w:rPr>
+          <w:rStyle w:val="VerbatimChar"/>
+        </w:rPr>
+        <w:t xml:space="preserve">wasted/blk = B − bfr×R   = 1024 − 3×300    = 124 bytes wasted per block</w:t>
+      </w:r>
+    </w:p>
+    <w:p>
+      <w:pPr>
+        <w:pStyle w:val="FirstParagraph"/>
+      </w:pPr>
+      <w:r>
+        <w:rPr>
+          <w:b/>
+          <w:bCs/>
+        </w:rPr>
+        <w:t xml:space="preserve">Spanned</w:t>
+      </w:r>
+      <w:r>
+        <w:t xml:space="preserve"> </w:t>
+      </w:r>
+      <w:r>
+        <w:t xml:space="preserve">(records packed end-to-end, splitting across blocks as needed):</w:t>
+      </w:r>
+    </w:p>
+    <w:p>
+      <w:pPr>
+        <w:pStyle w:val="SourceCode"/>
+      </w:pPr>
+      <w:r>
+        <w:rPr>
+          <w:rStyle w:val="VerbatimChar"/>
+        </w:rPr>
+        <w:t xml:space="preserve">total data = r × R = 10 × 300 = 3000 bytes</w:t>
+      </w:r>
+      <w:r>
+        <w:br/>
+      </w:r>
+      <w:r>
+        <w:rPr>
+          <w:rStyle w:val="VerbatimChar"/>
+        </w:rPr>
+        <w:t xml:space="preserve">#blocks    = ceil(total / B) = ceil(3000 / 1024) = ceil(2.93) = 3 blocks</w:t>
+      </w:r>
+    </w:p>
+    <w:p>
+      <w:pPr>
+        <w:pStyle w:val="BlockText"/>
+      </w:pPr>
+      <w:r>
+        <w:rPr>
+          <w:b/>
+          <w:bCs/>
+        </w:rPr>
+        <w:t xml:space="preserve">Takeaway:</w:t>
+      </w:r>
+      <w:r>
+        <w:t xml:space="preserve"> </w:t>
+      </w:r>
+      <w:r>
+        <w:t xml:space="preserve">spanned stored the same 10 records in</w:t>
+      </w:r>
+      <w:r>
+        <w:t xml:space="preserve"> </w:t>
+      </w:r>
+      <w:r>
+        <w:rPr>
+          <w:b/>
+          <w:bCs/>
+        </w:rPr>
+        <w:t xml:space="preserve">3 blocks</w:t>
+      </w:r>
+      <w:r>
+        <w:t xml:space="preserve"> </w:t>
+      </w:r>
+      <w:r>
+        <w:t xml:space="preserve">vs unspanned’s</w:t>
+      </w:r>
+      <w:r>
+        <w:t xml:space="preserve"> </w:t>
+      </w:r>
+      <w:r>
+        <w:rPr>
+          <w:b/>
+          <w:bCs/>
+        </w:rPr>
+        <w:t xml:space="preserve">4</w:t>
+      </w:r>
+      <w:r>
+        <w:t xml:space="preserve"> </w:t>
+      </w:r>
+      <w:r>
+        <w:t xml:space="preserve">— it reclaimed the 124 wasted bytes/block, at the cost of pointer-chasing</w:t>
+      </w:r>
+      <w:r>
+        <w:t xml:space="preserve"> </w:t>
+      </w:r>
+      <w:r>
+        <w:t xml:space="preserve">when a record straddles a boundary. (Ignoring block-header/pointer overhead, which</w:t>
+      </w:r>
+      <w:r>
+        <w:t xml:space="preserve"> </w:t>
+      </w:r>
+      <w:r>
+        <w:t xml:space="preserve">a strict GATE question may add.)</w:t>
+      </w:r>
+    </w:p>
     <w:p>
       <w:r>
         <w:pict>
@@ -4254,9 +5210,9 @@
         </w:pict>
       </w:r>
     </w:p>
-    <w:bookmarkEnd w:id="40"/>
-    <w:bookmarkEnd w:id="41"/>
-    <w:bookmarkStart w:id="48" w:name="file-organization"/>
+    <w:bookmarkEnd w:id="42"/>
+    <w:bookmarkEnd w:id="43"/>
+    <w:bookmarkStart w:id="50" w:name="file-organization"/>
     <w:p>
       <w:pPr>
         <w:pStyle w:val="Heading2"/>
@@ -4304,18 +5260,18 @@
           <wp:inline>
             <wp:extent cx="5334000" cy="3173097"/>
             <wp:effectExtent b="0" l="0" r="0" t="0"/>
-            <wp:docPr descr="File organization methods: heap (unordered, fast insert), sequential (ordered, binary search), hashed (O(1) point lookup), clustered (related tables stored together for joins)." title="" id="43" name="Picture"/>
+            <wp:docPr descr="File organization methods: heap (unordered, fast insert), sequential (ordered, binary search), hashed (O(1) point lookup), clustered (related tables stored together for joins)." title="" id="45" name="Picture"/>
             <a:graphic>
               <a:graphicData uri="http://schemas.openxmlformats.org/drawingml/2006/picture">
                 <pic:pic>
                   <pic:nvPicPr>
-                    <pic:cNvPr descr="images/64_file_organization.png" id="44" name="Picture"/>
+                    <pic:cNvPr descr="images/64_file_organization.png" id="46" name="Picture"/>
                     <pic:cNvPicPr>
                       <a:picLocks noChangeArrowheads="1" noChangeAspect="1"/>
                     </pic:cNvPicPr>
                   </pic:nvPicPr>
                   <pic:blipFill>
-                    <a:blip r:embed="rId42"/>
+                    <a:blip r:embed="rId44"/>
                     <a:stretch>
                       <a:fillRect/>
                     </a:stretch>
@@ -4871,18 +5827,18 @@
           <wp:inline>
             <wp:extent cx="5334000" cy="6444423"/>
             <wp:effectExtent b="0" l="0" r="0" t="0"/>
-            <wp:docPr descr="Flowchart for choosing a file organization: point lookups → hashed; range queries → sequential; frequent joins → clustered; otherwise heap." title="" id="46" name="Picture"/>
+            <wp:docPr descr="Flowchart for choosing a file organization: point lookups → hashed; range queries → sequential; frequent joins → clustered; otherwise heap." title="" id="48" name="Picture"/>
             <a:graphic>
               <a:graphicData uri="http://schemas.openxmlformats.org/drawingml/2006/picture">
                 <pic:pic>
                   <pic:nvPicPr>
-                    <pic:cNvPr descr="images/66_fc_file_org.png" id="47" name="Picture"/>
+                    <pic:cNvPr descr="images/66_fc_file_org.png" id="49" name="Picture"/>
                     <pic:cNvPicPr>
                       <a:picLocks noChangeArrowheads="1" noChangeAspect="1"/>
                     </pic:cNvPicPr>
                   </pic:nvPicPr>
                   <pic:blipFill>
-                    <a:blip r:embed="rId45"/>
+                    <a:blip r:embed="rId47"/>
                     <a:stretch>
                       <a:fillRect/>
                     </a:stretch>
@@ -4980,8 +5936,8 @@
         </w:pict>
       </w:r>
     </w:p>
-    <w:bookmarkEnd w:id="48"/>
-    <w:bookmarkStart w:id="52" w:name="the-buffer-manager-hiding-disk-latency"/>
+    <w:bookmarkEnd w:id="50"/>
+    <w:bookmarkStart w:id="56" w:name="the-buffer-manager-hiding-disk-latency"/>
     <w:p>
       <w:pPr>
         <w:pStyle w:val="Heading2"/>
@@ -5045,18 +6001,18 @@
           <wp:inline>
             <wp:extent cx="5334000" cy="2900643"/>
             <wp:effectExtent b="0" l="0" r="0" t="0"/>
-            <wp:docPr descr="Buffer manager: a buffer pool of page frames in RAM (some clean, some dirty, some pinned); a miss reads a page from disk, dirty pages are flushed back before eviction." title="" id="50" name="Picture"/>
+            <wp:docPr descr="Buffer manager: a buffer pool of page frames in RAM (some clean, some dirty, some pinned); a miss reads a page from disk, dirty pages are flushed back before eviction." title="" id="52" name="Picture"/>
             <a:graphic>
               <a:graphicData uri="http://schemas.openxmlformats.org/drawingml/2006/picture">
                 <pic:pic>
                   <pic:nvPicPr>
-                    <pic:cNvPr descr="images/65_buffer_manager.png" id="51" name="Picture"/>
+                    <pic:cNvPr descr="images/65_buffer_manager.png" id="53" name="Picture"/>
                     <pic:cNvPicPr>
                       <a:picLocks noChangeArrowheads="1" noChangeAspect="1"/>
                     </pic:cNvPicPr>
                   </pic:nvPicPr>
                   <pic:blipFill>
-                    <a:blip r:embed="rId49"/>
+                    <a:blip r:embed="rId51"/>
                     <a:stretch>
                       <a:fillRect/>
                     </a:stretch>
@@ -5575,6 +6531,940 @@
         <w:t xml:space="preserve">shape what the recovery manager must undo/redo. We cover them in Module 10.</w:t>
       </w:r>
     </w:p>
+    <w:bookmarkStart w:id="54" w:name="X7720ebbbd2b26194f392f6cb9e0fa6aa95eacd6"/>
+    <w:p>
+      <w:pPr>
+        <w:pStyle w:val="Heading3"/>
+      </w:pPr>
+      <w:r>
+        <w:t xml:space="preserve">6.7A Buffer replacement — worked LRU &amp; CLOCK traces</w:t>
+      </w:r>
+    </w:p>
+    <w:p>
+      <w:pPr>
+        <w:pStyle w:val="FirstParagraph"/>
+      </w:pPr>
+      <w:r>
+        <w:t xml:space="preserve">Given a page-reference string and a fixed number of frames, exams ask you to trace</w:t>
+      </w:r>
+      <w:r>
+        <w:t xml:space="preserve"> </w:t>
+      </w:r>
+      <w:r>
+        <w:t xml:space="preserve">the pool and</w:t>
+      </w:r>
+      <w:r>
+        <w:t xml:space="preserve"> </w:t>
+      </w:r>
+      <w:r>
+        <w:rPr>
+          <w:b/>
+          <w:bCs/>
+        </w:rPr>
+        <w:t xml:space="preserve">count hits/misses (faults)</w:t>
+      </w:r>
+      <w:r>
+        <w:t xml:space="preserve">. Here is the exact procedure for the two</w:t>
+      </w:r>
+      <w:r>
+        <w:t xml:space="preserve"> </w:t>
+      </w:r>
+      <w:r>
+        <w:t xml:space="preserve">you must know.</w:t>
+      </w:r>
+    </w:p>
+    <w:p>
+      <w:pPr>
+        <w:pStyle w:val="BlockText"/>
+      </w:pPr>
+      <w:r>
+        <w:rPr>
+          <w:i/>
+          <w:iCs/>
+        </w:rPr>
+        <w:t xml:space="preserve">Given:</w:t>
+      </w:r>
+      <w:r>
+        <w:t xml:space="preserve"> </w:t>
+      </w:r>
+      <w:r>
+        <w:rPr>
+          <w:b/>
+          <w:bCs/>
+        </w:rPr>
+        <w:t xml:space="preserve">3 frames</w:t>
+      </w:r>
+      <w:r>
+        <w:t xml:space="preserve">, reference string</w:t>
+      </w:r>
+      <w:r>
+        <w:t xml:space="preserve"> </w:t>
+      </w:r>
+      <w:r>
+        <w:rPr>
+          <w:rStyle w:val="VerbatimChar"/>
+        </w:rPr>
+        <w:t xml:space="preserve">A B C A D B E A B</w:t>
+      </w:r>
+      <w:r>
+        <w:t xml:space="preserve"> </w:t>
+      </w:r>
+      <w:r>
+        <w:t xml:space="preserve">(pages requested in</w:t>
+      </w:r>
+      <w:r>
+        <w:t xml:space="preserve"> </w:t>
+      </w:r>
+      <w:r>
+        <w:t xml:space="preserve">order). All frames start empty.</w:t>
+      </w:r>
+    </w:p>
+    <w:p>
+      <w:pPr>
+        <w:pStyle w:val="FirstParagraph"/>
+      </w:pPr>
+      <w:r>
+        <w:rPr>
+          <w:b/>
+          <w:bCs/>
+        </w:rPr>
+        <w:t xml:space="preserve">LRU (evict the Least Recently Used page):</w:t>
+      </w:r>
+    </w:p>
+    <w:p>
+      <w:pPr>
+        <w:pStyle w:val="SourceCode"/>
+      </w:pPr>
+      <w:r>
+        <w:rPr>
+          <w:rStyle w:val="VerbatimChar"/>
+        </w:rPr>
+        <w:t xml:space="preserve">ref | frames (MRU on right)      | hit? | evicted</w:t>
+      </w:r>
+      <w:r>
+        <w:br/>
+      </w:r>
+      <w:r>
+        <w:rPr>
+          <w:rStyle w:val="VerbatimChar"/>
+        </w:rPr>
+        <w:t xml:space="preserve">----+----------------------------+------+--------</w:t>
+      </w:r>
+      <w:r>
+        <w:br/>
+      </w:r>
+      <w:r>
+        <w:rPr>
+          <w:rStyle w:val="VerbatimChar"/>
+        </w:rPr>
+        <w:t xml:space="preserve"> A  | A                          | miss |</w:t>
+      </w:r>
+      <w:r>
+        <w:br/>
+      </w:r>
+      <w:r>
+        <w:rPr>
+          <w:rStyle w:val="VerbatimChar"/>
+        </w:rPr>
+        <w:t xml:space="preserve"> B  | A B                        | miss |</w:t>
+      </w:r>
+      <w:r>
+        <w:br/>
+      </w:r>
+      <w:r>
+        <w:rPr>
+          <w:rStyle w:val="VerbatimChar"/>
+        </w:rPr>
+        <w:t xml:space="preserve"> C  | A B C                      | miss |          (pool now full)</w:t>
+      </w:r>
+      <w:r>
+        <w:br/>
+      </w:r>
+      <w:r>
+        <w:rPr>
+          <w:rStyle w:val="VerbatimChar"/>
+        </w:rPr>
+        <w:t xml:space="preserve"> A  | B C A                      | HIT  |          (A moves to MRU)</w:t>
+      </w:r>
+      <w:r>
+        <w:br/>
+      </w:r>
+      <w:r>
+        <w:rPr>
+          <w:rStyle w:val="VerbatimChar"/>
+        </w:rPr>
+        <w:t xml:space="preserve"> D  | C A D                      | miss | B        (B was least recent)</w:t>
+      </w:r>
+      <w:r>
+        <w:br/>
+      </w:r>
+      <w:r>
+        <w:rPr>
+          <w:rStyle w:val="VerbatimChar"/>
+        </w:rPr>
+        <w:t xml:space="preserve"> B  | A D B                      | miss | C</w:t>
+      </w:r>
+      <w:r>
+        <w:br/>
+      </w:r>
+      <w:r>
+        <w:rPr>
+          <w:rStyle w:val="VerbatimChar"/>
+        </w:rPr>
+        <w:t xml:space="preserve"> E  | D B E                      | miss | A</w:t>
+      </w:r>
+      <w:r>
+        <w:br/>
+      </w:r>
+      <w:r>
+        <w:rPr>
+          <w:rStyle w:val="VerbatimChar"/>
+        </w:rPr>
+        <w:t xml:space="preserve"> A  | B E A                      | miss | D</w:t>
+      </w:r>
+      <w:r>
+        <w:br/>
+      </w:r>
+      <w:r>
+        <w:rPr>
+          <w:rStyle w:val="VerbatimChar"/>
+        </w:rPr>
+        <w:t xml:space="preserve"> B  | E A B                      | HIT  |</w:t>
+      </w:r>
+      <w:r>
+        <w:br/>
+      </w:r>
+      <w:r>
+        <w:rPr>
+          <w:rStyle w:val="VerbatimChar"/>
+        </w:rPr>
+        <w:t xml:space="preserve">----+----------------------------+------+--------</w:t>
+      </w:r>
+      <w:r>
+        <w:br/>
+      </w:r>
+      <w:r>
+        <w:rPr>
+          <w:rStyle w:val="VerbatimChar"/>
+        </w:rPr>
+        <w:t xml:space="preserve">Hits = 2, Misses = 7,  hit ratio = 2/9 ≈ 22%</w:t>
+      </w:r>
+    </w:p>
+    <w:p>
+      <w:pPr>
+        <w:pStyle w:val="FirstParagraph"/>
+      </w:pPr>
+      <w:r>
+        <w:rPr>
+          <w:b/>
+          <w:bCs/>
+        </w:rPr>
+        <w:t xml:space="preserve">CLOCK (second-chance — an LRU approximation using a reference bit):</w:t>
+      </w:r>
+      <w:r>
+        <w:t xml:space="preserve"> </w:t>
+      </w:r>
+      <w:r>
+        <w:t xml:space="preserve">frames sit in</w:t>
+      </w:r>
+      <w:r>
+        <w:t xml:space="preserve"> </w:t>
+      </w:r>
+      <w:r>
+        <w:t xml:space="preserve">a ring; each has a</w:t>
+      </w:r>
+      <w:r>
+        <w:t xml:space="preserve"> </w:t>
+      </w:r>
+      <w:r>
+        <w:rPr>
+          <w:b/>
+          <w:bCs/>
+        </w:rPr>
+        <w:t xml:space="preserve">use bit</w:t>
+      </w:r>
+      <w:r>
+        <w:t xml:space="preserve">. On a miss, advance the hand; if the current frame’s</w:t>
+      </w:r>
+      <w:r>
+        <w:t xml:space="preserve"> </w:t>
+      </w:r>
+      <w:r>
+        <w:t xml:space="preserve">use bit is 1, clear it to 0 and move on; evict the first frame found with use bit 0.</w:t>
+      </w:r>
+      <w:r>
+        <w:t xml:space="preserve"> </w:t>
+      </w:r>
+      <w:r>
+        <w:t xml:space="preserve">On a hit, just set that frame’s use bit to 1.</w:t>
+      </w:r>
+    </w:p>
+    <w:p>
+      <w:pPr>
+        <w:pStyle w:val="SourceCode"/>
+      </w:pPr>
+      <w:r>
+        <w:rPr>
+          <w:rStyle w:val="VerbatimChar"/>
+        </w:rPr>
+        <w:t xml:space="preserve">ref | ring [page:usebit]        | action</w:t>
+      </w:r>
+      <w:r>
+        <w:br/>
+      </w:r>
+      <w:r>
+        <w:rPr>
+          <w:rStyle w:val="VerbatimChar"/>
+        </w:rPr>
+        <w:t xml:space="preserve">----+---------------------------+-------------------------------------------</w:t>
+      </w:r>
+      <w:r>
+        <w:br/>
+      </w:r>
+      <w:r>
+        <w:rPr>
+          <w:rStyle w:val="VerbatimChar"/>
+        </w:rPr>
+        <w:t xml:space="preserve"> A  | [A:1]                     | miss, load A</w:t>
+      </w:r>
+      <w:r>
+        <w:br/>
+      </w:r>
+      <w:r>
+        <w:rPr>
+          <w:rStyle w:val="VerbatimChar"/>
+        </w:rPr>
+        <w:t xml:space="preserve"> B  | [A:1][B:1]                | miss, load B</w:t>
+      </w:r>
+      <w:r>
+        <w:br/>
+      </w:r>
+      <w:r>
+        <w:rPr>
+          <w:rStyle w:val="VerbatimChar"/>
+        </w:rPr>
+        <w:t xml:space="preserve"> C  | [A:1][B:1][C:1]           | miss, load C (full)</w:t>
+      </w:r>
+      <w:r>
+        <w:br/>
+      </w:r>
+      <w:r>
+        <w:rPr>
+          <w:rStyle w:val="VerbatimChar"/>
+        </w:rPr>
+        <w:t xml:space="preserve"> A  | [A:1][B:1][C:1]           | HIT, set A:1 (already 1)</w:t>
+      </w:r>
+      <w:r>
+        <w:br/>
+      </w:r>
+      <w:r>
+        <w:rPr>
+          <w:rStyle w:val="VerbatimChar"/>
+        </w:rPr>
+        <w:t xml:space="preserve"> D  | hand sees A:1→0, B:1→0,   | miss: give A,B second chances (clear bits),</w:t>
+      </w:r>
+      <w:r>
+        <w:br/>
+      </w:r>
+      <w:r>
+        <w:rPr>
+          <w:rStyle w:val="VerbatimChar"/>
+        </w:rPr>
+        <w:t xml:space="preserve">    |   C:1→0, wraps A:0 → evict|   evict A; load D → [D:1][B:0][C:0]</w:t>
+      </w:r>
+      <w:r>
+        <w:br/>
+      </w:r>
+      <w:r>
+        <w:rPr>
+          <w:rStyle w:val="VerbatimChar"/>
+        </w:rPr>
+        <w:t xml:space="preserve"> B  | [D:1][B:1][C:0]           | HIT, set B:1</w:t>
+      </w:r>
+      <w:r>
+        <w:br/>
+      </w:r>
+      <w:r>
+        <w:rPr>
+          <w:rStyle w:val="VerbatimChar"/>
+        </w:rPr>
+        <w:t xml:space="preserve"> E  | hand at D:1→0, B:1→0,     | miss: clear D,B; C:0 → evict C;</w:t>
+      </w:r>
+      <w:r>
+        <w:br/>
+      </w:r>
+      <w:r>
+        <w:rPr>
+          <w:rStyle w:val="VerbatimChar"/>
+        </w:rPr>
+        <w:t xml:space="preserve">    |   C:0 → evict C           |   load E → [D:0][B:0][E:1]</w:t>
+      </w:r>
+      <w:r>
+        <w:br/>
+      </w:r>
+      <w:r>
+        <w:rPr>
+          <w:rStyle w:val="VerbatimChar"/>
+        </w:rPr>
+        <w:t xml:space="preserve"> A  | hand at D:0 → evict D     | miss, load A → [A:1][B:0][E:1]</w:t>
+      </w:r>
+      <w:r>
+        <w:br/>
+      </w:r>
+      <w:r>
+        <w:rPr>
+          <w:rStyle w:val="VerbatimChar"/>
+        </w:rPr>
+        <w:t xml:space="preserve"> B  | [A:1][B:1][E:1]           | HIT, set B:1</w:t>
+      </w:r>
+      <w:r>
+        <w:br/>
+      </w:r>
+      <w:r>
+        <w:rPr>
+          <w:rStyle w:val="VerbatimChar"/>
+        </w:rPr>
+        <w:t xml:space="preserve">----+---------------------------+-------------------------------------------</w:t>
+      </w:r>
+      <w:r>
+        <w:br/>
+      </w:r>
+      <w:r>
+        <w:rPr>
+          <w:rStyle w:val="VerbatimChar"/>
+        </w:rPr>
+        <w:t xml:space="preserve">Hits = 3, Misses = 6 (CLOCK approximates LRU with O(1) bookkeeping, no timestamps)</w:t>
+      </w:r>
+    </w:p>
+    <w:p>
+      <w:pPr>
+        <w:pStyle w:val="BlockText"/>
+      </w:pPr>
+      <w:r>
+        <w:rPr>
+          <w:b/>
+          <w:bCs/>
+        </w:rPr>
+        <w:t xml:space="preserve">Belady’s anomaly (exam trap):</w:t>
+      </w:r>
+      <w:r>
+        <w:t xml:space="preserve"> </w:t>
+      </w:r>
+      <w:r>
+        <w:t xml:space="preserve">with</w:t>
+      </w:r>
+      <w:r>
+        <w:t xml:space="preserve"> </w:t>
+      </w:r>
+      <w:r>
+        <w:rPr>
+          <w:b/>
+          <w:bCs/>
+        </w:rPr>
+        <w:t xml:space="preserve">FIFO</w:t>
+      </w:r>
+      <w:r>
+        <w:t xml:space="preserve">, adding</w:t>
+      </w:r>
+      <w:r>
+        <w:t xml:space="preserve"> </w:t>
+      </w:r>
+      <w:r>
+        <w:rPr>
+          <w:i/>
+          <w:iCs/>
+        </w:rPr>
+        <w:t xml:space="preserve">more</w:t>
+      </w:r>
+      <w:r>
+        <w:t xml:space="preserve"> </w:t>
+      </w:r>
+      <w:r>
+        <w:t xml:space="preserve">frames can</w:t>
+      </w:r>
+      <w:r>
+        <w:t xml:space="preserve"> </w:t>
+      </w:r>
+      <w:r>
+        <w:t xml:space="preserve">sometimes</w:t>
+      </w:r>
+      <w:r>
+        <w:t xml:space="preserve"> </w:t>
+      </w:r>
+      <w:r>
+        <w:rPr>
+          <w:i/>
+          <w:iCs/>
+        </w:rPr>
+        <w:t xml:space="preserve">increase</w:t>
+      </w:r>
+      <w:r>
+        <w:t xml:space="preserve"> </w:t>
+      </w:r>
+      <w:r>
+        <w:t xml:space="preserve">misses.</w:t>
+      </w:r>
+      <w:r>
+        <w:t xml:space="preserve"> </w:t>
+      </w:r>
+      <w:r>
+        <w:rPr>
+          <w:b/>
+          <w:bCs/>
+        </w:rPr>
+        <w:t xml:space="preserve">LRU and CLOCK are stack algorithms — immune</w:t>
+      </w:r>
+      <w:r>
+        <w:t xml:space="preserve"> </w:t>
+      </w:r>
+      <w:r>
+        <w:t xml:space="preserve">to</w:t>
+      </w:r>
+      <w:r>
+        <w:t xml:space="preserve"> </w:t>
+      </w:r>
+      <w:r>
+        <w:t xml:space="preserve">Belady’s anomaly. This is a common one-line MCQ.</w:t>
+      </w:r>
+    </w:p>
+    <w:bookmarkEnd w:id="54"/>
+    <w:bookmarkStart w:id="55" w:name="X00cb88fde26c93ab4f00febf144e8ef8b82d3a9"/>
+    <w:p>
+      <w:pPr>
+        <w:pStyle w:val="Heading3"/>
+      </w:pPr>
+      <w:r>
+        <w:t xml:space="preserve">6.7B Why a DBMS may NOT use plain LRU — sequential flooding</w:t>
+      </w:r>
+    </w:p>
+    <w:p>
+      <w:pPr>
+        <w:pStyle w:val="FirstParagraph"/>
+      </w:pPr>
+      <w:r>
+        <w:t xml:space="preserve">Plain LRU is great for</w:t>
+      </w:r>
+      <w:r>
+        <w:t xml:space="preserve"> </w:t>
+      </w:r>
+      <w:r>
+        <w:rPr>
+          <w:b/>
+          <w:bCs/>
+        </w:rPr>
+        <w:t xml:space="preserve">random/repeated</w:t>
+      </w:r>
+      <w:r>
+        <w:t xml:space="preserve"> </w:t>
+      </w:r>
+      <w:r>
+        <w:t xml:space="preserve">access but can be</w:t>
+      </w:r>
+      <w:r>
+        <w:t xml:space="preserve"> </w:t>
+      </w:r>
+      <w:r>
+        <w:rPr>
+          <w:b/>
+          <w:bCs/>
+        </w:rPr>
+        <w:t xml:space="preserve">catastrophic</w:t>
+      </w:r>
+      <w:r>
+        <w:t xml:space="preserve"> </w:t>
+      </w:r>
+      <w:r>
+        <w:t xml:space="preserve">for</w:t>
+      </w:r>
+      <w:r>
+        <w:t xml:space="preserve"> </w:t>
+      </w:r>
+      <w:r>
+        <w:t xml:space="preserve">one particular DBMS pattern.</w:t>
+      </w:r>
+    </w:p>
+    <w:p>
+      <w:pPr>
+        <w:pStyle w:val="BlockText"/>
+      </w:pPr>
+      <w:r>
+        <w:rPr>
+          <w:b/>
+          <w:bCs/>
+        </w:rPr>
+        <w:t xml:space="preserve">Sequential flooding.</w:t>
+      </w:r>
+      <w:r>
+        <w:t xml:space="preserve"> </w:t>
+      </w:r>
+      <w:r>
+        <w:t xml:space="preserve">A large</w:t>
+      </w:r>
+      <w:r>
+        <w:t xml:space="preserve"> </w:t>
+      </w:r>
+      <w:r>
+        <w:rPr>
+          <w:b/>
+          <w:bCs/>
+        </w:rPr>
+        <w:t xml:space="preserve">sequential scan</w:t>
+      </w:r>
+      <w:r>
+        <w:t xml:space="preserve"> </w:t>
+      </w:r>
+      <w:r>
+        <w:t xml:space="preserve">(or a full-table join over a</w:t>
+      </w:r>
+      <w:r>
+        <w:t xml:space="preserve"> </w:t>
+      </w:r>
+      <w:r>
+        <w:t xml:space="preserve">table bigger than the pool) reads pages</w:t>
+      </w:r>
+      <w:r>
+        <w:t xml:space="preserve"> </w:t>
+      </w:r>
+      <w:r>
+        <w:rPr>
+          <w:rStyle w:val="VerbatimChar"/>
+        </w:rPr>
+        <w:t xml:space="preserve">P1, P2, P3, …</w:t>
+      </w:r>
+      <w:r>
+        <w:t xml:space="preserve"> </w:t>
+      </w:r>
+      <w:r>
+        <w:t xml:space="preserve">once each and never reuses</w:t>
+      </w:r>
+      <w:r>
+        <w:t xml:space="preserve"> </w:t>
+      </w:r>
+      <w:r>
+        <w:t xml:space="preserve">them soon. Under LRU, each new page evicts an</w:t>
+      </w:r>
+      <w:r>
+        <w:t xml:space="preserve"> </w:t>
+      </w:r>
+      <w:r>
+        <w:rPr>
+          <w:b/>
+          <w:bCs/>
+        </w:rPr>
+        <w:t xml:space="preserve">older, actually-hot</w:t>
+      </w:r>
+      <w:r>
+        <w:t xml:space="preserve"> </w:t>
+      </w:r>
+      <w:r>
+        <w:t xml:space="preserve">page (e.g. an</w:t>
+      </w:r>
+      <w:r>
+        <w:t xml:space="preserve"> </w:t>
+      </w:r>
+      <w:r>
+        <w:t xml:space="preserve">index root, a small dimension table). The scan</w:t>
+      </w:r>
+      <w:r>
+        <w:t xml:space="preserve"> </w:t>
+      </w:r>
+      <w:r>
+        <w:t xml:space="preserve">“floods”</w:t>
+      </w:r>
+      <w:r>
+        <w:t xml:space="preserve"> </w:t>
+      </w:r>
+      <w:r>
+        <w:t xml:space="preserve">the pool with</w:t>
+      </w:r>
+      <w:r>
+        <w:t xml:space="preserve"> </w:t>
+      </w:r>
+      <w:r>
+        <w:t xml:space="preserve">use-once pages, evicting exactly the pages that</w:t>
+      </w:r>
+      <w:r>
+        <w:t xml:space="preserve"> </w:t>
+      </w:r>
+      <w:r>
+        <w:rPr>
+          <w:i/>
+          <w:iCs/>
+        </w:rPr>
+        <w:t xml:space="preserve">would</w:t>
+      </w:r>
+      <w:r>
+        <w:t xml:space="preserve"> </w:t>
+      </w:r>
+      <w:r>
+        <w:t xml:space="preserve">have been reused — so the</w:t>
+      </w:r>
+      <w:r>
+        <w:t xml:space="preserve"> </w:t>
+      </w:r>
+      <w:r>
+        <w:t xml:space="preserve">hit ratio</w:t>
+      </w:r>
+      <w:r>
+        <w:t xml:space="preserve"> </w:t>
+      </w:r>
+      <w:r>
+        <w:rPr>
+          <w:b/>
+          <w:bCs/>
+        </w:rPr>
+        <w:t xml:space="preserve">collapses</w:t>
+      </w:r>
+      <w:r>
+        <w:t xml:space="preserve">, and worse, adding frames barely helps because the scan is</w:t>
+      </w:r>
+      <w:r>
+        <w:t xml:space="preserve"> </w:t>
+      </w:r>
+      <w:r>
+        <w:t xml:space="preserve">bigger than any reasonable pool.</w:t>
+      </w:r>
+    </w:p>
+    <w:p>
+      <w:pPr>
+        <w:pStyle w:val="BlockText"/>
+      </w:pPr>
+      <w:r>
+        <w:rPr>
+          <w:b/>
+          <w:bCs/>
+        </w:rPr>
+        <w:t xml:space="preserve">How real DBMSs defend against it:</w:t>
+      </w:r>
+      <w:r>
+        <w:t xml:space="preserve"> </w:t>
+      </w:r>
+      <w:r>
+        <w:t xml:space="preserve">-</w:t>
+      </w:r>
+      <w:r>
+        <w:t xml:space="preserve"> </w:t>
+      </w:r>
+      <w:r>
+        <w:rPr>
+          <w:b/>
+          <w:bCs/>
+        </w:rPr>
+        <w:t xml:space="preserve">MRU</w:t>
+      </w:r>
+      <w:r>
+        <w:t xml:space="preserve"> </w:t>
+      </w:r>
+      <w:r>
+        <w:t xml:space="preserve">for the scanned relation — evict the</w:t>
+      </w:r>
+      <w:r>
+        <w:t xml:space="preserve"> </w:t>
+      </w:r>
+      <w:r>
+        <w:rPr>
+          <w:i/>
+          <w:iCs/>
+        </w:rPr>
+        <w:t xml:space="preserve">most recently used</w:t>
+      </w:r>
+      <w:r>
+        <w:t xml:space="preserve"> </w:t>
+      </w:r>
+      <w:r>
+        <w:t xml:space="preserve">scan page,</w:t>
+      </w:r>
+      <w:r>
+        <w:t xml:space="preserve"> </w:t>
+      </w:r>
+      <w:r>
+        <w:t xml:space="preserve">since it’s the least likely to be needed again (protects the rest of the pool).</w:t>
+      </w:r>
+      <w:r>
+        <w:t xml:space="preserve"> </w:t>
+      </w:r>
+      <w:r>
+        <w:t xml:space="preserve">-</w:t>
+      </w:r>
+      <w:r>
+        <w:t xml:space="preserve"> </w:t>
+      </w:r>
+      <w:r>
+        <w:rPr>
+          <w:b/>
+          <w:bCs/>
+        </w:rPr>
+        <w:t xml:space="preserve">Scan-resistant / ring buffers:</w:t>
+      </w:r>
+      <w:r>
+        <w:t xml:space="preserve"> </w:t>
+      </w:r>
+      <w:r>
+        <w:t xml:space="preserve">PostgreSQL routes large sequential scans and</w:t>
+      </w:r>
+      <w:r>
+        <w:t xml:space="preserve"> </w:t>
+      </w:r>
+      <w:r>
+        <w:rPr>
+          <w:rStyle w:val="VerbatimChar"/>
+        </w:rPr>
+        <w:t xml:space="preserve">VACUUM</w:t>
+      </w:r>
+      <w:r>
+        <w:t xml:space="preserve"> </w:t>
+      </w:r>
+      <w:r>
+        <w:t xml:space="preserve">through a small</w:t>
+      </w:r>
+      <w:r>
+        <w:t xml:space="preserve"> </w:t>
+      </w:r>
+      <w:r>
+        <w:rPr>
+          <w:b/>
+          <w:bCs/>
+        </w:rPr>
+        <w:t xml:space="preserve">ring buffer</w:t>
+      </w:r>
+      <w:r>
+        <w:t xml:space="preserve"> </w:t>
+      </w:r>
+      <w:r>
+        <w:t xml:space="preserve">(a few hundred KB) so a big scan can’t</w:t>
+      </w:r>
+      <w:r>
+        <w:t xml:space="preserve"> </w:t>
+      </w:r>
+      <w:r>
+        <w:t xml:space="preserve">evict the whole</w:t>
+      </w:r>
+      <w:r>
+        <w:t xml:space="preserve"> </w:t>
+      </w:r>
+      <w:r>
+        <w:rPr>
+          <w:rStyle w:val="VerbatimChar"/>
+        </w:rPr>
+        <w:t xml:space="preserve">shared_buffers</w:t>
+      </w:r>
+      <w:r>
+        <w:t xml:space="preserve">.</w:t>
+      </w:r>
+      <w:r>
+        <w:t xml:space="preserve"> </w:t>
+      </w:r>
+      <w:r>
+        <w:t xml:space="preserve">-</w:t>
+      </w:r>
+      <w:r>
+        <w:t xml:space="preserve"> </w:t>
+      </w:r>
+      <w:r>
+        <w:rPr>
+          <w:b/>
+          <w:bCs/>
+        </w:rPr>
+        <w:t xml:space="preserve">2Q / LRU-K / ARC:</w:t>
+      </w:r>
+      <w:r>
+        <w:t xml:space="preserve"> </w:t>
+      </w:r>
+      <w:r>
+        <w:t xml:space="preserve">admission policies that separate</w:t>
+      </w:r>
+      <w:r>
+        <w:t xml:space="preserve"> </w:t>
+      </w:r>
+      <w:r>
+        <w:t xml:space="preserve">“seen once”</w:t>
+      </w:r>
+      <w:r>
+        <w:t xml:space="preserve"> </w:t>
+      </w:r>
+      <w:r>
+        <w:t xml:space="preserve">from</w:t>
+      </w:r>
+      <w:r>
+        <w:t xml:space="preserve"> </w:t>
+      </w:r>
+      <w:r>
+        <w:t xml:space="preserve">“seen</w:t>
+      </w:r>
+      <w:r>
+        <w:t xml:space="preserve"> </w:t>
+      </w:r>
+      <w:r>
+        <w:t xml:space="preserve">again”</w:t>
+      </w:r>
+      <w:r>
+        <w:t xml:space="preserve">, keeping frequently-reused pages and cheaply discarding scan-only pages.</w:t>
+      </w:r>
+    </w:p>
+    <w:p>
+      <w:pPr>
+        <w:pStyle w:val="BlockText"/>
+      </w:pPr>
+      <w:r>
+        <w:rPr>
+          <w:b/>
+          <w:bCs/>
+        </w:rPr>
+        <w:t xml:space="preserve">One-liner (interview):</w:t>
+      </w:r>
+      <w:r>
+        <w:t xml:space="preserve"> </w:t>
+      </w:r>
+      <w:r>
+        <w:rPr>
+          <w:i/>
+          <w:iCs/>
+        </w:rPr>
+        <w:t xml:space="preserve">“Why not just use LRU in a database?”</w:t>
+      </w:r>
+      <w:r>
+        <w:t xml:space="preserve"> </w:t>
+      </w:r>
+      <w:r>
+        <w:t xml:space="preserve">→</w:t>
+      </w:r>
+      <w:r>
+        <w:t xml:space="preserve"> </w:t>
+      </w:r>
+      <w:r>
+        <w:rPr>
+          <w:b/>
+          <w:bCs/>
+        </w:rPr>
+        <w:t xml:space="preserve">sequential</w:t>
+      </w:r>
+      <w:r>
+        <w:rPr>
+          <w:b/>
+          <w:bCs/>
+        </w:rPr>
+        <w:t xml:space="preserve"> </w:t>
+      </w:r>
+      <w:r>
+        <w:rPr>
+          <w:b/>
+          <w:bCs/>
+        </w:rPr>
+        <w:t xml:space="preserve">flooding</w:t>
+      </w:r>
+      <w:r>
+        <w:t xml:space="preserve"> </w:t>
+      </w:r>
+      <w:r>
+        <w:t xml:space="preserve">— a big scan of use-once pages evicts the hot working set; DBMSs use</w:t>
+      </w:r>
+      <w:r>
+        <w:t xml:space="preserve"> </w:t>
+      </w:r>
+      <w:r>
+        <w:t xml:space="preserve">MRU / scan-resistant ring buffers / LRU-K to avoid it.</w:t>
+      </w:r>
+    </w:p>
     <w:p>
       <w:r>
         <w:pict>
@@ -5582,8 +7472,9 @@
         </w:pict>
       </w:r>
     </w:p>
-    <w:bookmarkEnd w:id="52"/>
-    <w:bookmarkStart w:id="53" w:name="real-world-backend-perspectives"/>
+    <w:bookmarkEnd w:id="55"/>
+    <w:bookmarkEnd w:id="56"/>
+    <w:bookmarkStart w:id="57" w:name="real-world-backend-perspectives"/>
     <w:p>
       <w:pPr>
         <w:pStyle w:val="Heading2"/>
@@ -5798,8 +7689,8 @@
         </w:pict>
       </w:r>
     </w:p>
-    <w:bookmarkEnd w:id="53"/>
-    <w:bookmarkStart w:id="54" w:name="tradeoffs-common-mistakes-edge-cases"/>
+    <w:bookmarkEnd w:id="57"/>
+    <w:bookmarkStart w:id="58" w:name="tradeoffs-common-mistakes-edge-cases"/>
     <w:p>
       <w:pPr>
         <w:pStyle w:val="Heading2"/>
@@ -6274,8 +8165,8 @@
         </w:pict>
       </w:r>
     </w:p>
-    <w:bookmarkEnd w:id="54"/>
-    <w:bookmarkStart w:id="55" w:name="exam-interview-coding-perspectives"/>
+    <w:bookmarkEnd w:id="58"/>
+    <w:bookmarkStart w:id="59" w:name="exam-interview-coding-perspectives"/>
     <w:p>
       <w:pPr>
         <w:pStyle w:val="Heading2"/>
@@ -6472,8 +8363,8 @@
         </w:pict>
       </w:r>
     </w:p>
-    <w:bookmarkEnd w:id="55"/>
-    <w:bookmarkStart w:id="56" w:name="concept-checks-mcqs"/>
+    <w:bookmarkEnd w:id="59"/>
+    <w:bookmarkStart w:id="60" w:name="concept-checks-mcqs"/>
     <w:p>
       <w:pPr>
         <w:pStyle w:val="Heading2"/>
@@ -6928,6 +8819,479 @@
     </w:p>
     <w:p>
       <w:pPr>
+        <w:pStyle w:val="Compact"/>
+        <w:numPr>
+          <w:ilvl w:val="0"/>
+          <w:numId w:val="1009"/>
+        </w:numPr>
+      </w:pPr>
+      <w:r>
+        <w:t xml:space="preserve">How many physical I/Os does</w:t>
+      </w:r>
+      <w:r>
+        <w:t xml:space="preserve"> </w:t>
+      </w:r>
+      <w:r>
+        <w:rPr>
+          <w:b/>
+          <w:bCs/>
+        </w:rPr>
+        <w:t xml:space="preserve">one small write</w:t>
+      </w:r>
+      <w:r>
+        <w:t xml:space="preserve"> </w:t>
+      </w:r>
+      <w:r>
+        <w:t xml:space="preserve">cost on RAID 5? →</w:t>
+      </w:r>
+      <w:r>
+        <w:t xml:space="preserve"> </w:t>
+      </w:r>
+      <w:r>
+        <w:rPr>
+          <w:b/>
+          <w:bCs/>
+        </w:rPr>
+        <w:t xml:space="preserve">4</w:t>
+      </w:r>
+      <w:r>
+        <w:t xml:space="preserve"> </w:t>
+      </w:r>
+      <w:r>
+        <w:t xml:space="preserve">(read</w:t>
+      </w:r>
+      <w:r>
+        <w:t xml:space="preserve"> </w:t>
+      </w:r>
+      <w:r>
+        <w:t xml:space="preserve">old data + read old parity + write new data + write new parity).</w:t>
+      </w:r>
+    </w:p>
+    <w:p>
+      <w:pPr>
+        <w:pStyle w:val="Compact"/>
+        <w:numPr>
+          <w:ilvl w:val="0"/>
+          <w:numId w:val="1009"/>
+        </w:numPr>
+      </w:pPr>
+      <w:r>
+        <w:t xml:space="preserve">How many for RAID 6? →</w:t>
+      </w:r>
+      <w:r>
+        <w:t xml:space="preserve"> </w:t>
+      </w:r>
+      <w:r>
+        <w:rPr>
+          <w:b/>
+          <w:bCs/>
+        </w:rPr>
+        <w:t xml:space="preserve">6</w:t>
+      </w:r>
+      <w:r>
+        <w:t xml:space="preserve"> </w:t>
+      </w:r>
+      <w:r>
+        <w:t xml:space="preserve">(two parities: 3 reads + 3 writes).</w:t>
+      </w:r>
+    </w:p>
+    <w:p>
+      <w:pPr>
+        <w:pStyle w:val="Compact"/>
+        <w:numPr>
+          <w:ilvl w:val="0"/>
+          <w:numId w:val="1009"/>
+        </w:numPr>
+      </w:pPr>
+      <w:r>
+        <w:t xml:space="preserve">Which RAID is best for a</w:t>
+      </w:r>
+      <w:r>
+        <w:t xml:space="preserve"> </w:t>
+      </w:r>
+      <w:r>
+        <w:rPr>
+          <w:b/>
+          <w:bCs/>
+        </w:rPr>
+        <w:t xml:space="preserve">write-heavy</w:t>
+      </w:r>
+      <w:r>
+        <w:t xml:space="preserve"> </w:t>
+      </w:r>
+      <w:r>
+        <w:t xml:space="preserve">DB and why? →</w:t>
+      </w:r>
+      <w:r>
+        <w:t xml:space="preserve"> </w:t>
+      </w:r>
+      <w:r>
+        <w:rPr>
+          <w:b/>
+          <w:bCs/>
+        </w:rPr>
+        <w:t xml:space="preserve">RAID 10</w:t>
+      </w:r>
+      <w:r>
+        <w:t xml:space="preserve"> </w:t>
+      </w:r>
+      <w:r>
+        <w:t xml:space="preserve">— no parity</w:t>
+      </w:r>
+      <w:r>
+        <w:t xml:space="preserve"> </w:t>
+      </w:r>
+      <w:r>
+        <w:t xml:space="preserve">read-modify-write, ~2 I/Os per write.</w:t>
+      </w:r>
+    </w:p>
+    <w:p>
+      <w:pPr>
+        <w:pStyle w:val="Compact"/>
+        <w:numPr>
+          <w:ilvl w:val="0"/>
+          <w:numId w:val="1009"/>
+        </w:numPr>
+      </w:pPr>
+      <w:r>
+        <w:t xml:space="preserve">Block=1024 B, Record=300 B,</w:t>
+      </w:r>
+      <w:r>
+        <w:t xml:space="preserve"> </w:t>
+      </w:r>
+      <w:r>
+        <w:rPr>
+          <w:b/>
+          <w:bCs/>
+        </w:rPr>
+        <w:t xml:space="preserve">unspanned</w:t>
+      </w:r>
+      <w:r>
+        <w:t xml:space="preserve"> </w:t>
+      </w:r>
+      <w:r>
+        <w:t xml:space="preserve">— records per block? →</w:t>
+      </w:r>
+      <w:r>
+        <w:t xml:space="preserve"> </w:t>
+      </w:r>
+      <w:r>
+        <w:rPr>
+          <w:rStyle w:val="VerbatimChar"/>
+        </w:rPr>
+        <w:t xml:space="preserve">floor(1024/300) =</w:t>
+      </w:r>
+      <w:r>
+        <w:t xml:space="preserve"> </w:t>
+      </w:r>
+      <w:r>
+        <w:rPr>
+          <w:b/>
+          <w:bCs/>
+        </w:rPr>
+        <w:t xml:space="preserve">3</w:t>
+      </w:r>
+      <w:r>
+        <w:t xml:space="preserve"> </w:t>
+      </w:r>
+      <w:r>
+        <w:t xml:space="preserve">(124 bytes/block wasted).</w:t>
+      </w:r>
+    </w:p>
+    <w:p>
+      <w:pPr>
+        <w:pStyle w:val="Compact"/>
+        <w:numPr>
+          <w:ilvl w:val="0"/>
+          <w:numId w:val="1009"/>
+        </w:numPr>
+      </w:pPr>
+      <w:r>
+        <w:t xml:space="preserve">Same as above but</w:t>
+      </w:r>
+      <w:r>
+        <w:t xml:space="preserve"> </w:t>
+      </w:r>
+      <w:r>
+        <w:rPr>
+          <w:b/>
+          <w:bCs/>
+        </w:rPr>
+        <w:t xml:space="preserve">spanned</w:t>
+      </w:r>
+      <w:r>
+        <w:t xml:space="preserve">, 10 records — number of blocks? →</w:t>
+      </w:r>
+      <w:r>
+        <w:t xml:space="preserve"> </w:t>
+      </w:r>
+      <w:r>
+        <w:rPr>
+          <w:rStyle w:val="VerbatimChar"/>
+        </w:rPr>
+        <w:t xml:space="preserve">ceil(10×300/1024) =</w:t>
+      </w:r>
+      <w:r>
+        <w:t xml:space="preserve"> </w:t>
+      </w:r>
+      <w:r>
+        <w:rPr>
+          <w:b/>
+          <w:bCs/>
+        </w:rPr>
+        <w:t xml:space="preserve">3</w:t>
+      </w:r>
+      <w:r>
+        <w:t xml:space="preserve"> </w:t>
+      </w:r>
+      <w:r>
+        <w:t xml:space="preserve">(vs 4 unspanned).</w:t>
+      </w:r>
+    </w:p>
+    <w:p>
+      <w:pPr>
+        <w:pStyle w:val="Compact"/>
+        <w:numPr>
+          <w:ilvl w:val="0"/>
+          <w:numId w:val="1009"/>
+        </w:numPr>
+      </w:pPr>
+      <w:r>
+        <w:t xml:space="preserve">Reference string</w:t>
+      </w:r>
+      <w:r>
+        <w:t xml:space="preserve"> </w:t>
+      </w:r>
+      <w:r>
+        <w:rPr>
+          <w:rStyle w:val="VerbatimChar"/>
+        </w:rPr>
+        <w:t xml:space="preserve">A B C A D B E A B</w:t>
+      </w:r>
+      <w:r>
+        <w:t xml:space="preserve">, 3 frames,</w:t>
+      </w:r>
+      <w:r>
+        <w:t xml:space="preserve"> </w:t>
+      </w:r>
+      <w:r>
+        <w:rPr>
+          <w:b/>
+          <w:bCs/>
+        </w:rPr>
+        <w:t xml:space="preserve">LRU</w:t>
+      </w:r>
+      <w:r>
+        <w:t xml:space="preserve"> </w:t>
+      </w:r>
+      <w:r>
+        <w:t xml:space="preserve">— number of hits? →</w:t>
+      </w:r>
+      <w:r>
+        <w:t xml:space="preserve"> </w:t>
+      </w:r>
+      <w:r>
+        <w:rPr>
+          <w:b/>
+          <w:bCs/>
+        </w:rPr>
+        <w:t xml:space="preserve">2</w:t>
+      </w:r>
+      <w:r>
+        <w:t xml:space="preserve"> </w:t>
+      </w:r>
+      <w:r>
+        <w:t xml:space="preserve">(see §6.7A).</w:t>
+      </w:r>
+    </w:p>
+    <w:p>
+      <w:pPr>
+        <w:pStyle w:val="Compact"/>
+        <w:numPr>
+          <w:ilvl w:val="0"/>
+          <w:numId w:val="1009"/>
+        </w:numPr>
+      </w:pPr>
+      <w:r>
+        <w:t xml:space="preserve">Which replacement policies are</w:t>
+      </w:r>
+      <w:r>
+        <w:t xml:space="preserve"> </w:t>
+      </w:r>
+      <w:r>
+        <w:rPr>
+          <w:b/>
+          <w:bCs/>
+        </w:rPr>
+        <w:t xml:space="preserve">immune to Belady’s anomaly</w:t>
+      </w:r>
+      <w:r>
+        <w:t xml:space="preserve">? →</w:t>
+      </w:r>
+      <w:r>
+        <w:t xml:space="preserve"> </w:t>
+      </w:r>
+      <w:r>
+        <w:rPr>
+          <w:b/>
+          <w:bCs/>
+        </w:rPr>
+        <w:t xml:space="preserve">LRU and CLOCK</w:t>
+      </w:r>
+      <w:r>
+        <w:t xml:space="preserve"> </w:t>
+      </w:r>
+      <w:r>
+        <w:t xml:space="preserve">(stack algorithms);</w:t>
+      </w:r>
+      <w:r>
+        <w:t xml:space="preserve"> </w:t>
+      </w:r>
+      <w:r>
+        <w:rPr>
+          <w:b/>
+          <w:bCs/>
+        </w:rPr>
+        <w:t xml:space="preserve">FIFO is not</w:t>
+      </w:r>
+      <w:r>
+        <w:t xml:space="preserve">.</w:t>
+      </w:r>
+    </w:p>
+    <w:p>
+      <w:pPr>
+        <w:pStyle w:val="Compact"/>
+        <w:numPr>
+          <w:ilvl w:val="0"/>
+          <w:numId w:val="1009"/>
+        </w:numPr>
+      </w:pPr>
+      <w:r>
+        <w:t xml:space="preserve">Why might a DBMS avoid plain LRU? →</w:t>
+      </w:r>
+      <w:r>
+        <w:t xml:space="preserve"> </w:t>
+      </w:r>
+      <w:r>
+        <w:rPr>
+          <w:b/>
+          <w:bCs/>
+        </w:rPr>
+        <w:t xml:space="preserve">sequential flooding</w:t>
+      </w:r>
+      <w:r>
+        <w:t xml:space="preserve"> </w:t>
+      </w:r>
+      <w:r>
+        <w:t xml:space="preserve">— a large scan of</w:t>
+      </w:r>
+      <w:r>
+        <w:t xml:space="preserve"> </w:t>
+      </w:r>
+      <w:r>
+        <w:t xml:space="preserve">use-once pages evicts the hot working set.</w:t>
+      </w:r>
+    </w:p>
+    <w:p>
+      <w:pPr>
+        <w:pStyle w:val="Compact"/>
+        <w:numPr>
+          <w:ilvl w:val="0"/>
+          <w:numId w:val="1009"/>
+        </w:numPr>
+      </w:pPr>
+      <w:r>
+        <w:t xml:space="preserve">What does CLOCK use instead of timestamps? → a</w:t>
+      </w:r>
+      <w:r>
+        <w:t xml:space="preserve"> </w:t>
+      </w:r>
+      <w:r>
+        <w:rPr>
+          <w:b/>
+          <w:bCs/>
+        </w:rPr>
+        <w:t xml:space="preserve">use (reference) bit</w:t>
+      </w:r>
+      <w:r>
+        <w:t xml:space="preserve"> </w:t>
+      </w:r>
+      <w:r>
+        <w:t xml:space="preserve">per frame,</w:t>
+      </w:r>
+      <w:r>
+        <w:t xml:space="preserve"> </w:t>
+      </w:r>
+      <w:r>
+        <w:t xml:space="preserve">giving each page a</w:t>
+      </w:r>
+      <w:r>
+        <w:t xml:space="preserve"> </w:t>
+      </w:r>
+      <w:r>
+        <w:t xml:space="preserve">“second chance”</w:t>
+      </w:r>
+      <w:r>
+        <w:t xml:space="preserve"> </w:t>
+      </w:r>
+      <w:r>
+        <w:t xml:space="preserve">before eviction.</w:t>
+      </w:r>
+    </w:p>
+    <w:p>
+      <w:pPr>
+        <w:pStyle w:val="Compact"/>
+        <w:numPr>
+          <w:ilvl w:val="0"/>
+          <w:numId w:val="1009"/>
+        </w:numPr>
+      </w:pPr>
+      <w:r>
+        <w:t xml:space="preserve">PostgreSQL’s defense against a big scan trashing</w:t>
+      </w:r>
+      <w:r>
+        <w:t xml:space="preserve"> </w:t>
+      </w:r>
+      <w:r>
+        <w:rPr>
+          <w:rStyle w:val="VerbatimChar"/>
+        </w:rPr>
+        <w:t xml:space="preserve">shared_buffers</w:t>
+      </w:r>
+      <w:r>
+        <w:t xml:space="preserve">? → a small</w:t>
+      </w:r>
+      <w:r>
+        <w:t xml:space="preserve"> </w:t>
+      </w:r>
+      <w:r>
+        <w:rPr>
+          <w:b/>
+          <w:bCs/>
+        </w:rPr>
+        <w:t xml:space="preserve">ring buffer</w:t>
+      </w:r>
+      <w:r>
+        <w:t xml:space="preserve"> </w:t>
+      </w:r>
+      <w:r>
+        <w:t xml:space="preserve">for large sequential scans /</w:t>
+      </w:r>
+      <w:r>
+        <w:t xml:space="preserve"> </w:t>
+      </w:r>
+      <w:r>
+        <w:rPr>
+          <w:rStyle w:val="VerbatimChar"/>
+        </w:rPr>
+        <w:t xml:space="preserve">VACUUM</w:t>
+      </w:r>
+      <w:r>
+        <w:t xml:space="preserve">.</w:t>
+      </w:r>
+    </w:p>
+    <w:p>
+      <w:pPr>
         <w:pStyle w:val="FirstParagraph"/>
       </w:pPr>
       <w:r>
@@ -7002,6 +9366,69 @@
       </w:r>
       <w:r>
         <w:t xml:space="preserve">- Heap files have O(1) insert. →</w:t>
+      </w:r>
+      <w:r>
+        <w:t xml:space="preserve"> </w:t>
+      </w:r>
+      <w:r>
+        <w:rPr>
+          <w:b/>
+          <w:bCs/>
+        </w:rPr>
+        <w:t xml:space="preserve">True</w:t>
+      </w:r>
+      <w:r>
+        <w:t xml:space="preserve">.</w:t>
+      </w:r>
+      <w:r>
+        <w:t xml:space="preserve"> </w:t>
+      </w:r>
+      <w:r>
+        <w:t xml:space="preserve">- A single small write on RAID 5 costs 4 I/Os. →</w:t>
+      </w:r>
+      <w:r>
+        <w:t xml:space="preserve"> </w:t>
+      </w:r>
+      <w:r>
+        <w:rPr>
+          <w:b/>
+          <w:bCs/>
+        </w:rPr>
+        <w:t xml:space="preserve">True</w:t>
+      </w:r>
+      <w:r>
+        <w:t xml:space="preserve"> </w:t>
+      </w:r>
+      <w:r>
+        <w:t xml:space="preserve">(read-modify-write parity).</w:t>
+      </w:r>
+      <w:r>
+        <w:t xml:space="preserve"> </w:t>
+      </w:r>
+      <w:r>
+        <w:t xml:space="preserve">- LRU suffers Belady’s anomaly. →</w:t>
+      </w:r>
+      <w:r>
+        <w:t xml:space="preserve"> </w:t>
+      </w:r>
+      <w:r>
+        <w:rPr>
+          <w:b/>
+          <w:bCs/>
+        </w:rPr>
+        <w:t xml:space="preserve">False</w:t>
+      </w:r>
+      <w:r>
+        <w:t xml:space="preserve"> </w:t>
+      </w:r>
+      <w:r>
+        <w:t xml:space="preserve">(FIFO does; LRU/CLOCK are stack algorithms).</w:t>
+      </w:r>
+      <w:r>
+        <w:t xml:space="preserve"> </w:t>
+      </w:r>
+      <w:r>
+        <w:t xml:space="preserve">- Sequential flooding makes LRU evict hot pages during a big scan. →</w:t>
       </w:r>
       <w:r>
         <w:t xml:space="preserve"> </w:t>
@@ -7102,8 +9529,8 @@
         </w:pict>
       </w:r>
     </w:p>
-    <w:bookmarkEnd w:id="56"/>
-    <w:bookmarkStart w:id="59" w:name="one-page-revision-sheet"/>
+    <w:bookmarkEnd w:id="60"/>
+    <w:bookmarkStart w:id="63" w:name="one-page-revision-sheet"/>
     <w:p>
       <w:pPr>
         <w:pStyle w:val="Heading2"/>
@@ -7264,6 +9691,24 @@
         <w:rPr>
           <w:rStyle w:val="VerbatimChar"/>
         </w:rPr>
+        <w:t xml:space="preserve">  WRITE PENALTY: 1 small write = RAID5 -&gt; 4 I/Os (read D,read P,write D,write P);</w:t>
+      </w:r>
+      <w:r>
+        <w:br/>
+      </w:r>
+      <w:r>
+        <w:rPr>
+          <w:rStyle w:val="VerbatimChar"/>
+        </w:rPr>
+        <w:t xml:space="preserve">    RAID6 -&gt; 6 I/Os. =&gt; RAID5/6 for READ-heavy; RAID10 (~2 I/Os/write) for WRITE-heavy.</w:t>
+      </w:r>
+      <w:r>
+        <w:br/>
+      </w:r>
+      <w:r>
+        <w:rPr>
+          <w:rStyle w:val="VerbatimChar"/>
+        </w:rPr>
         <w:t xml:space="preserve">  DOUBLE BUFFERING / prefetch: read next block while CPU processes current (sequential scans).</w:t>
       </w:r>
       <w:r>
@@ -7347,8 +9792,44 @@
         </w:rPr>
         <w:t xml:space="preserve">  PIN(don't evict in use). Replacement: LRU(common), MRU, CLOCK, FIFO(Belady). maximize hit ratio.</w:t>
       </w:r>
-    </w:p>
-    <w:bookmarkStart w:id="57" w:name="flash-cards"/>
+      <w:r>
+        <w:br/>
+      </w:r>
+      <w:r>
+        <w:rPr>
+          <w:rStyle w:val="VerbatimChar"/>
+        </w:rPr>
+        <w:t xml:space="preserve">  CLOCK = use-bit second-chance (O(1), approximates LRU). LRU/CLOCK immune to Belady; FIFO not.</w:t>
+      </w:r>
+      <w:r>
+        <w:br/>
+      </w:r>
+      <w:r>
+        <w:rPr>
+          <w:rStyle w:val="VerbatimChar"/>
+        </w:rPr>
+        <w:t xml:space="preserve">  SEQUENTIAL FLOODING: big scan of use-once pages evicts hot set under LRU -&gt; DBMS uses MRU /</w:t>
+      </w:r>
+      <w:r>
+        <w:br/>
+      </w:r>
+      <w:r>
+        <w:rPr>
+          <w:rStyle w:val="VerbatimChar"/>
+        </w:rPr>
+        <w:t xml:space="preserve">    ring buffer (Postgres) / LRU-K / 2Q / ARC for scan resistance.</w:t>
+      </w:r>
+      <w:r>
+        <w:br/>
+      </w:r>
+      <w:r>
+        <w:rPr>
+          <w:rStyle w:val="VerbatimChar"/>
+        </w:rPr>
+        <w:t xml:space="preserve">  SPANNED vs UNSPANNED #blocks: spanned = ceil(r*R / B); unspanned = ceil(r / floor(B/R)).</w:t>
+      </w:r>
+    </w:p>
+    <w:bookmarkStart w:id="61" w:name="flash-cards"/>
     <w:p>
       <w:pPr>
         <w:pStyle w:val="Heading3"/>
@@ -7659,8 +10140,8 @@
         </w:tc>
       </w:tr>
     </w:tbl>
-    <w:bookmarkEnd w:id="57"/>
-    <w:bookmarkStart w:id="58" w:name="spaced-repetition"/>
+    <w:bookmarkEnd w:id="61"/>
+    <w:bookmarkStart w:id="62" w:name="spaced-repetition"/>
     <w:p>
       <w:pPr>
         <w:pStyle w:val="Heading3"/>
@@ -7742,9 +10223,9 @@
         </w:pict>
       </w:r>
     </w:p>
-    <w:bookmarkEnd w:id="58"/>
-    <w:bookmarkEnd w:id="59"/>
-    <w:bookmarkStart w:id="60" w:name="summary"/>
+    <w:bookmarkEnd w:id="62"/>
+    <w:bookmarkEnd w:id="63"/>
+    <w:bookmarkStart w:id="64" w:name="summary"/>
     <w:p>
       <w:pPr>
         <w:pStyle w:val="Heading2"/>
@@ -8112,8 +10593,8 @@
         <w:t xml:space="preserve">LRU do — all without notes.</w:t>
       </w:r>
     </w:p>
-    <w:bookmarkEnd w:id="60"/>
-    <w:bookmarkEnd w:id="61"/>
+    <w:bookmarkEnd w:id="64"/>
+    <w:bookmarkEnd w:id="65"/>
     <w:sectPr>
       <w:footnotePr>
         <w:numRestart w:val="eachSect"/>

--- a/SITP/DBMS/Notes/M06_Storage_File_Organization.docx
+++ b/SITP/DBMS/Notes/M06_Storage_File_Organization.docx
@@ -11519,24 +11519,34 @@
   <w:style w:default="1" w:styleId="Table" w:type="table">
     <w:name w:val="Table"/>
     <w:basedOn w:val="TableNormal"/>
-    <w:semiHidden/>
-    <w:unhideWhenUsed/>
     <w:qFormat/>
     <w:tblPr>
       <w:tblInd w:type="dxa" w:w="0"/>
+      <w:tblBorders>
+        <w:top w:color="808080" w:space="0" w:sz="4" w:val="single"/>
+        <w:left w:color="808080" w:space="0" w:sz="4" w:val="single"/>
+        <w:bottom w:color="808080" w:space="0" w:sz="4" w:val="single"/>
+        <w:right w:color="808080" w:space="0" w:sz="4" w:val="single"/>
+        <w:insideH w:color="BFBFBF" w:space="0" w:sz="4" w:val="single"/>
+        <w:insideV w:color="BFBFBF" w:space="0" w:sz="4" w:val="single"/>
+      </w:tblBorders>
       <w:tblCellMar>
-        <w:top w:type="dxa" w:w="0"/>
+        <w:top w:type="dxa" w:w="40"/>
         <w:left w:type="dxa" w:w="108"/>
-        <w:bottom w:type="dxa" w:w="0"/>
+        <w:bottom w:type="dxa" w:w="40"/>
         <w:right w:type="dxa" w:w="108"/>
       </w:tblCellMar>
     </w:tblPr>
     <w:tblStylePr w:type="firstRow">
+      <w:rPr>
+        <w:b/>
+      </w:rPr>
       <w:tcPr>
+        <w:shd w:color="auto" w:fill="DDEBF7" w:val="clear"/>
         <w:tcBorders>
-          <w:bottom w:val="single"/>
+          <w:bottom w:color="1F4E78" w:space="0" w:sz="8" w:val="single"/>
         </w:tcBorders>
-        <w:vAlign w:val="bottom"/>
+        <w:vAlign w:val="center"/>
       </w:tcPr>
     </w:tblStylePr>
   </w:style>
